--- a/Final_Report.docx
+++ b/Final_Report.docx
@@ -23,7 +23,7 @@
           <w:szCs w:val="56"/>
         </w:rPr>
         <w:drawing>
-          <wp:anchor distT="0" distB="0" distL="114300" distR="114300" simplePos="0" relativeHeight="251659264" behindDoc="0" locked="0" layoutInCell="1" allowOverlap="1" wp14:anchorId="00415E30" wp14:editId="6769BF2D">
+          <wp:anchor distT="0" distB="0" distL="114300" distR="114300" simplePos="0" relativeHeight="251659264" behindDoc="0" locked="0" layoutInCell="1" allowOverlap="1" wp14:anchorId="00415E30" wp14:editId="4960EA18">
             <wp:simplePos x="0" y="0"/>
             <wp:positionH relativeFrom="margin">
               <wp:posOffset>3878580</wp:posOffset>
@@ -46,7 +46,7 @@
                     <pic:cNvPicPr/>
                   </pic:nvPicPr>
                   <pic:blipFill rotWithShape="1">
-                    <a:blip r:embed="rId5" cstate="print">
+                    <a:blip r:embed="rId8" cstate="print">
                       <a:extLst>
                         <a:ext uri="{28A0092B-C50C-407E-A947-70E740481C1C}">
                           <a14:useLocalDpi xmlns:a14="http://schemas.microsoft.com/office/drawing/2010/main" val="0"/>
@@ -246,10 +246,7 @@
         <w:t>Richard Cai</w:t>
       </w:r>
       <w:r>
-        <w:t xml:space="preserve">, </w:t>
-      </w:r>
-      <w:r>
-        <w:t>r</w:t>
+        <w:t>, r</w:t>
       </w:r>
       <w:r>
         <w:t>jc432@cornell.edu</w:t>
@@ -263,10 +260,7 @@
         <w:t>Wenkai Zhao</w:t>
       </w:r>
       <w:r>
-        <w:t xml:space="preserve">, </w:t>
-      </w:r>
-      <w:r>
-        <w:t>wz459@cornell.edu</w:t>
+        <w:t>, wz459@cornell.edu</w:t>
       </w:r>
     </w:p>
     <w:p>
@@ -397,6 +391,12 @@
     <w:p>
       <w:pPr>
         <w:pStyle w:val="Quote"/>
+        <w:sectPr>
+          <w:pgSz w:w="12240" w:h="15840"/>
+          <w:pgMar w:top="1440" w:right="1440" w:bottom="1440" w:left="1440" w:header="720" w:footer="720" w:gutter="0"/>
+          <w:cols w:space="720"/>
+          <w:docGrid w:linePitch="360"/>
+        </w:sectPr>
       </w:pPr>
       <w:r>
         <w:t>“</w:t>
@@ -484,47 +484,849 @@
       <w:r>
         <w:t xml:space="preserve">Export data was sourced from the </w:t>
       </w:r>
-      <w:hyperlink r:id="rId10" w:history="1">
-        <w:r>
-          <w:rPr>
-            <w:rStyle w:val="Hyperlink"/>
-          </w:rPr>
-          <w:t>UN Comtrade database</w:t>
-        </w:r>
-      </w:hyperlink>
+      <w:r>
+        <w:t>UN Comt</w:t>
+      </w:r>
+      <w:r>
+        <w:t>r</w:t>
+      </w:r>
+      <w:r>
+        <w:t>ade database</w:t>
+      </w:r>
+      <w:r>
+        <w:rPr>
+          <w:vertAlign w:val="superscript"/>
+        </w:rPr>
+        <w:t>1</w:t>
+      </w:r>
       <w:r>
         <w:t xml:space="preserve"> for broad export types: all mineral spirits (crude &amp; refined oil), all nonorganic mined resources (rare earth metals), ores (particularly steel of note), wood (forestry), and wheat. Population data used for per-capita comparison was sourced from the </w:t>
       </w:r>
-      <w:hyperlink r:id="rId11" w:history="1">
-        <w:r>
-          <w:rPr>
-            <w:rStyle w:val="Hyperlink"/>
-          </w:rPr>
-          <w:t>World Bank database</w:t>
-        </w:r>
-      </w:hyperlink>
+      <w:r>
+        <w:t>World Ban</w:t>
+      </w:r>
+      <w:r>
+        <w:t>k</w:t>
+      </w:r>
+      <w:r>
+        <w:t xml:space="preserve"> database</w:t>
+      </w:r>
+      <w:r>
+        <w:rPr>
+          <w:vertAlign w:val="superscript"/>
+        </w:rPr>
+        <w:t>2</w:t>
+      </w:r>
       <w:r>
         <w:t xml:space="preserve"> and HDI data was sourced from the </w:t>
       </w:r>
-      <w:hyperlink r:id="rId12" w:anchor="/indicies/HDI" w:history="1">
-        <w:r>
-          <w:rPr>
-            <w:rStyle w:val="Hyperlink"/>
-          </w:rPr>
-          <w:t>UNDP</w:t>
-        </w:r>
-      </w:hyperlink>
+      <w:r>
+        <w:t>UND</w:t>
+      </w:r>
+      <w:r>
+        <w:t>P</w:t>
+      </w:r>
+      <w:r>
+        <w:rPr>
+          <w:vertAlign w:val="superscript"/>
+        </w:rPr>
+        <w:t>3</w:t>
+      </w:r>
       <w:r>
         <w:t>, which produces the index.</w:t>
       </w:r>
     </w:p>
     <w:p>
       <w:r>
-        <w:t>Above data was extracted for a period from 2010 to 2020 across ~190 countries worldwide (Fig. 1a). Countries with 0 exports in a year for a given export type were removed from data. Analysis dataset is prepared to include exports-per-capita / HDI in a standardized format.</w:t>
+        <w:t xml:space="preserve">Above data was extracted for a period from 2010 to 2020 across ~190 countries worldwide (Fig. 1a). </w:t>
+      </w:r>
+      <w:r>
+        <w:t>Years with no exports</w:t>
+      </w:r>
+      <w:r>
+        <w:t xml:space="preserve"> were </w:t>
+      </w:r>
+      <w:r>
+        <w:t>cleaned</w:t>
+      </w:r>
+      <w:r>
+        <w:t xml:space="preserve"> from data.</w:t>
+      </w:r>
+      <w:r>
+        <w:t xml:space="preserve"> The a</w:t>
+      </w:r>
+      <w:r>
+        <w:t>nalysis dataset</w:t>
+      </w:r>
+      <w:r>
+        <w:t xml:space="preserve"> used in the methods section was</w:t>
+      </w:r>
+      <w:r>
+        <w:t xml:space="preserve"> prepared to include </w:t>
+      </w:r>
+      <w:r>
+        <w:t xml:space="preserve">both exports and </w:t>
+      </w:r>
+      <w:r>
+        <w:t xml:space="preserve">exports-per-capita </w:t>
+      </w:r>
+      <w:r>
+        <w:t xml:space="preserve">with </w:t>
+      </w:r>
+      <w:r>
+        <w:t xml:space="preserve">HDI in a standardized </w:t>
+      </w:r>
+      <w:r>
+        <w:t>.csv format (Fig. 0)</w:t>
+      </w:r>
+      <w:r>
+        <w:t>.</w:t>
       </w:r>
     </w:p>
     <w:p>
       <w:r>
+        <w:t>Figure 0: standardized .csv format</w:t>
+      </w:r>
+    </w:p>
+    <w:tbl>
+      <w:tblPr>
+        <w:tblStyle w:val="TableGrid"/>
+        <w:tblW w:w="8299" w:type="dxa"/>
+        <w:tblLook w:val="04A0" w:firstRow="1" w:lastRow="0" w:firstColumn="1" w:lastColumn="0" w:noHBand="0" w:noVBand="1"/>
+      </w:tblPr>
+      <w:tblGrid>
+        <w:gridCol w:w="960"/>
+        <w:gridCol w:w="1409"/>
+        <w:gridCol w:w="1966"/>
+        <w:gridCol w:w="1332"/>
+        <w:gridCol w:w="1741"/>
+        <w:gridCol w:w="1164"/>
+      </w:tblGrid>
+      <w:tr>
+        <w:trPr>
+          <w:gridAfter w:val="1"/>
+          <w:wAfter w:w="1164" w:type="dxa"/>
+          <w:trHeight w:val="288"/>
+        </w:trPr>
+        <w:tc>
+          <w:tcPr>
+            <w:tcW w:w="960" w:type="dxa"/>
+            <w:noWrap/>
+            <w:hideMark/>
+          </w:tcPr>
+          <w:p>
+            <w:pPr>
+              <w:rPr>
+                <w:rFonts w:ascii="Aptos Narrow" w:eastAsia="Times New Roman" w:hAnsi="Aptos Narrow" w:cs="Times New Roman"/>
+                <w:color w:val="000000"/>
+                <w:kern w:val="0"/>
+                <w:sz w:val="22"/>
+                <w:szCs w:val="22"/>
+                <w14:ligatures w14:val="none"/>
+              </w:rPr>
+            </w:pPr>
+            <w:r>
+              <w:rPr>
+                <w:rFonts w:ascii="Aptos Narrow" w:eastAsia="Times New Roman" w:hAnsi="Aptos Narrow" w:cs="Times New Roman"/>
+                <w:color w:val="000000"/>
+                <w:kern w:val="0"/>
+                <w:sz w:val="22"/>
+                <w:szCs w:val="22"/>
+                <w14:ligatures w14:val="none"/>
+              </w:rPr>
+              <w:t>year</w:t>
+            </w:r>
+          </w:p>
+        </w:tc>
+        <w:tc>
+          <w:tcPr>
+            <w:tcW w:w="1409" w:type="dxa"/>
+            <w:noWrap/>
+            <w:hideMark/>
+          </w:tcPr>
+          <w:p>
+            <w:pPr>
+              <w:rPr>
+                <w:rFonts w:ascii="Aptos Narrow" w:eastAsia="Times New Roman" w:hAnsi="Aptos Narrow" w:cs="Times New Roman"/>
+                <w:color w:val="000000"/>
+                <w:kern w:val="0"/>
+                <w:sz w:val="22"/>
+                <w:szCs w:val="22"/>
+                <w14:ligatures w14:val="none"/>
+              </w:rPr>
+            </w:pPr>
+            <w:proofErr w:type="spellStart"/>
+            <w:r>
+              <w:rPr>
+                <w:rFonts w:ascii="Aptos Narrow" w:eastAsia="Times New Roman" w:hAnsi="Aptos Narrow" w:cs="Times New Roman"/>
+                <w:color w:val="000000"/>
+                <w:kern w:val="0"/>
+                <w:sz w:val="22"/>
+                <w:szCs w:val="22"/>
+                <w14:ligatures w14:val="none"/>
+              </w:rPr>
+              <w:t>country_code</w:t>
+            </w:r>
+            <w:proofErr w:type="spellEnd"/>
+          </w:p>
+        </w:tc>
+        <w:tc>
+          <w:tcPr>
+            <w:tcW w:w="1966" w:type="dxa"/>
+            <w:noWrap/>
+            <w:hideMark/>
+          </w:tcPr>
+          <w:p>
+            <w:pPr>
+              <w:rPr>
+                <w:rFonts w:ascii="Aptos Narrow" w:eastAsia="Times New Roman" w:hAnsi="Aptos Narrow" w:cs="Times New Roman"/>
+                <w:color w:val="000000"/>
+                <w:kern w:val="0"/>
+                <w:sz w:val="22"/>
+                <w:szCs w:val="22"/>
+                <w14:ligatures w14:val="none"/>
+              </w:rPr>
+            </w:pPr>
+            <w:proofErr w:type="spellStart"/>
+            <w:r>
+              <w:rPr>
+                <w:rFonts w:ascii="Aptos Narrow" w:eastAsia="Times New Roman" w:hAnsi="Aptos Narrow" w:cs="Times New Roman"/>
+                <w:color w:val="000000"/>
+                <w:kern w:val="0"/>
+                <w:sz w:val="22"/>
+                <w:szCs w:val="22"/>
+                <w14:ligatures w14:val="none"/>
+              </w:rPr>
+              <w:t>country_code_letter</w:t>
+            </w:r>
+            <w:proofErr w:type="spellEnd"/>
+          </w:p>
+        </w:tc>
+        <w:tc>
+          <w:tcPr>
+            <w:tcW w:w="1332" w:type="dxa"/>
+            <w:noWrap/>
+            <w:hideMark/>
+          </w:tcPr>
+          <w:p>
+            <w:pPr>
+              <w:rPr>
+                <w:rFonts w:ascii="Aptos Narrow" w:eastAsia="Times New Roman" w:hAnsi="Aptos Narrow" w:cs="Times New Roman"/>
+                <w:color w:val="000000"/>
+                <w:kern w:val="0"/>
+                <w:sz w:val="22"/>
+                <w:szCs w:val="22"/>
+                <w14:ligatures w14:val="none"/>
+              </w:rPr>
+            </w:pPr>
+            <w:proofErr w:type="spellStart"/>
+            <w:r>
+              <w:rPr>
+                <w:rFonts w:ascii="Aptos Narrow" w:eastAsia="Times New Roman" w:hAnsi="Aptos Narrow" w:cs="Times New Roman"/>
+                <w:color w:val="000000"/>
+                <w:kern w:val="0"/>
+                <w:sz w:val="22"/>
+                <w:szCs w:val="22"/>
+                <w14:ligatures w14:val="none"/>
+              </w:rPr>
+              <w:t>HDI_value</w:t>
+            </w:r>
+            <w:proofErr w:type="spellEnd"/>
+          </w:p>
+        </w:tc>
+        <w:tc>
+          <w:tcPr>
+            <w:tcW w:w="1468" w:type="dxa"/>
+            <w:noWrap/>
+            <w:hideMark/>
+          </w:tcPr>
+          <w:p>
+            <w:pPr>
+              <w:rPr>
+                <w:rFonts w:ascii="Aptos Narrow" w:eastAsia="Times New Roman" w:hAnsi="Aptos Narrow" w:cs="Times New Roman"/>
+                <w:color w:val="000000"/>
+                <w:kern w:val="0"/>
+                <w:sz w:val="22"/>
+                <w:szCs w:val="22"/>
+                <w14:ligatures w14:val="none"/>
+              </w:rPr>
+            </w:pPr>
+            <w:proofErr w:type="spellStart"/>
+            <w:r>
+              <w:rPr>
+                <w:rFonts w:ascii="Aptos Narrow" w:eastAsia="Times New Roman" w:hAnsi="Aptos Narrow" w:cs="Times New Roman"/>
+                <w:color w:val="000000"/>
+                <w:kern w:val="0"/>
+                <w:sz w:val="22"/>
+                <w:szCs w:val="22"/>
+                <w14:ligatures w14:val="none"/>
+              </w:rPr>
+              <w:t>dollar_per_capita</w:t>
+            </w:r>
+            <w:proofErr w:type="spellEnd"/>
+          </w:p>
+        </w:tc>
+      </w:tr>
+      <w:tr>
+        <w:trPr>
+          <w:gridAfter w:val="1"/>
+          <w:wAfter w:w="1164" w:type="dxa"/>
+          <w:trHeight w:val="288"/>
+        </w:trPr>
+        <w:tc>
+          <w:tcPr>
+            <w:tcW w:w="960" w:type="dxa"/>
+            <w:noWrap/>
+            <w:hideMark/>
+          </w:tcPr>
+          <w:p>
+            <w:pPr>
+              <w:jc w:val="right"/>
+              <w:rPr>
+                <w:rFonts w:ascii="Aptos Narrow" w:eastAsia="Times New Roman" w:hAnsi="Aptos Narrow" w:cs="Times New Roman"/>
+                <w:color w:val="000000"/>
+                <w:kern w:val="0"/>
+                <w:sz w:val="22"/>
+                <w:szCs w:val="22"/>
+                <w14:ligatures w14:val="none"/>
+              </w:rPr>
+            </w:pPr>
+            <w:r>
+              <w:rPr>
+                <w:rFonts w:ascii="Aptos Narrow" w:eastAsia="Times New Roman" w:hAnsi="Aptos Narrow" w:cs="Times New Roman"/>
+                <w:color w:val="000000"/>
+                <w:kern w:val="0"/>
+                <w:sz w:val="22"/>
+                <w:szCs w:val="22"/>
+                <w14:ligatures w14:val="none"/>
+              </w:rPr>
+              <w:t>2013</w:t>
+            </w:r>
+          </w:p>
+        </w:tc>
+        <w:tc>
+          <w:tcPr>
+            <w:tcW w:w="1409" w:type="dxa"/>
+            <w:noWrap/>
+            <w:hideMark/>
+          </w:tcPr>
+          <w:p>
+            <w:pPr>
+              <w:jc w:val="right"/>
+              <w:rPr>
+                <w:rFonts w:ascii="Aptos Narrow" w:eastAsia="Times New Roman" w:hAnsi="Aptos Narrow" w:cs="Times New Roman"/>
+                <w:color w:val="000000"/>
+                <w:kern w:val="0"/>
+                <w:sz w:val="22"/>
+                <w:szCs w:val="22"/>
+                <w14:ligatures w14:val="none"/>
+              </w:rPr>
+            </w:pPr>
+            <w:r>
+              <w:rPr>
+                <w:rFonts w:ascii="Aptos Narrow" w:eastAsia="Times New Roman" w:hAnsi="Aptos Narrow" w:cs="Times New Roman"/>
+                <w:color w:val="000000"/>
+                <w:kern w:val="0"/>
+                <w:sz w:val="22"/>
+                <w:szCs w:val="22"/>
+                <w14:ligatures w14:val="none"/>
+              </w:rPr>
+              <w:t>68</w:t>
+            </w:r>
+          </w:p>
+        </w:tc>
+        <w:tc>
+          <w:tcPr>
+            <w:tcW w:w="1966" w:type="dxa"/>
+            <w:noWrap/>
+            <w:hideMark/>
+          </w:tcPr>
+          <w:p>
+            <w:pPr>
+              <w:rPr>
+                <w:rFonts w:ascii="Aptos Narrow" w:eastAsia="Times New Roman" w:hAnsi="Aptos Narrow" w:cs="Times New Roman"/>
+                <w:color w:val="000000"/>
+                <w:kern w:val="0"/>
+                <w:sz w:val="22"/>
+                <w:szCs w:val="22"/>
+                <w14:ligatures w14:val="none"/>
+              </w:rPr>
+            </w:pPr>
+            <w:r>
+              <w:rPr>
+                <w:rFonts w:ascii="Aptos Narrow" w:eastAsia="Times New Roman" w:hAnsi="Aptos Narrow" w:cs="Times New Roman"/>
+                <w:color w:val="000000"/>
+                <w:kern w:val="0"/>
+                <w:sz w:val="22"/>
+                <w:szCs w:val="22"/>
+                <w14:ligatures w14:val="none"/>
+              </w:rPr>
+              <w:t>BOL</w:t>
+            </w:r>
+          </w:p>
+        </w:tc>
+        <w:tc>
+          <w:tcPr>
+            <w:tcW w:w="1332" w:type="dxa"/>
+            <w:noWrap/>
+            <w:hideMark/>
+          </w:tcPr>
+          <w:p>
+            <w:pPr>
+              <w:jc w:val="right"/>
+              <w:rPr>
+                <w:rFonts w:ascii="Aptos Narrow" w:eastAsia="Times New Roman" w:hAnsi="Aptos Narrow" w:cs="Times New Roman"/>
+                <w:color w:val="000000"/>
+                <w:kern w:val="0"/>
+                <w:sz w:val="22"/>
+                <w:szCs w:val="22"/>
+                <w14:ligatures w14:val="none"/>
+              </w:rPr>
+            </w:pPr>
+            <w:r>
+              <w:rPr>
+                <w:rFonts w:ascii="Aptos Narrow" w:eastAsia="Times New Roman" w:hAnsi="Aptos Narrow" w:cs="Times New Roman"/>
+                <w:color w:val="000000"/>
+                <w:kern w:val="0"/>
+                <w:sz w:val="22"/>
+                <w:szCs w:val="22"/>
+                <w14:ligatures w14:val="none"/>
+              </w:rPr>
+              <w:t>0.681</w:t>
+            </w:r>
+          </w:p>
+        </w:tc>
+        <w:tc>
+          <w:tcPr>
+            <w:tcW w:w="1468" w:type="dxa"/>
+            <w:noWrap/>
+            <w:hideMark/>
+          </w:tcPr>
+          <w:p>
+            <w:pPr>
+              <w:jc w:val="right"/>
+              <w:rPr>
+                <w:rFonts w:ascii="Aptos Narrow" w:eastAsia="Times New Roman" w:hAnsi="Aptos Narrow" w:cs="Times New Roman"/>
+                <w:color w:val="000000"/>
+                <w:kern w:val="0"/>
+                <w:sz w:val="22"/>
+                <w:szCs w:val="22"/>
+                <w14:ligatures w14:val="none"/>
+              </w:rPr>
+            </w:pPr>
+            <w:r>
+              <w:rPr>
+                <w:rFonts w:ascii="Aptos Narrow" w:eastAsia="Times New Roman" w:hAnsi="Aptos Narrow" w:cs="Times New Roman"/>
+                <w:color w:val="000000"/>
+                <w:kern w:val="0"/>
+                <w:sz w:val="22"/>
+                <w:szCs w:val="22"/>
+                <w14:ligatures w14:val="none"/>
+              </w:rPr>
+              <w:t>625.58</w:t>
+            </w:r>
+          </w:p>
+        </w:tc>
+      </w:tr>
+      <w:tr>
+        <w:trPr>
+          <w:trHeight w:val="288"/>
+        </w:trPr>
+        <w:tc>
+          <w:tcPr>
+            <w:tcW w:w="960" w:type="dxa"/>
+            <w:noWrap/>
+            <w:hideMark/>
+          </w:tcPr>
+          <w:p>
+            <w:pPr>
+              <w:rPr>
+                <w:rFonts w:ascii="Aptos Narrow" w:eastAsia="Times New Roman" w:hAnsi="Aptos Narrow" w:cs="Times New Roman"/>
+                <w:color w:val="000000"/>
+                <w:kern w:val="0"/>
+                <w:sz w:val="22"/>
+                <w:szCs w:val="22"/>
+                <w14:ligatures w14:val="none"/>
+              </w:rPr>
+            </w:pPr>
+            <w:r>
+              <w:rPr>
+                <w:rFonts w:ascii="Aptos Narrow" w:eastAsia="Times New Roman" w:hAnsi="Aptos Narrow" w:cs="Times New Roman"/>
+                <w:color w:val="000000"/>
+                <w:kern w:val="0"/>
+                <w:sz w:val="22"/>
+                <w:szCs w:val="22"/>
+                <w14:ligatures w14:val="none"/>
+              </w:rPr>
+              <w:t>year</w:t>
+            </w:r>
+          </w:p>
+        </w:tc>
+        <w:tc>
+          <w:tcPr>
+            <w:tcW w:w="1409" w:type="dxa"/>
+            <w:noWrap/>
+            <w:hideMark/>
+          </w:tcPr>
+          <w:p>
+            <w:pPr>
+              <w:rPr>
+                <w:rFonts w:ascii="Aptos Narrow" w:eastAsia="Times New Roman" w:hAnsi="Aptos Narrow" w:cs="Times New Roman"/>
+                <w:color w:val="000000"/>
+                <w:kern w:val="0"/>
+                <w:sz w:val="22"/>
+                <w:szCs w:val="22"/>
+                <w14:ligatures w14:val="none"/>
+              </w:rPr>
+            </w:pPr>
+            <w:proofErr w:type="spellStart"/>
+            <w:r>
+              <w:rPr>
+                <w:rFonts w:ascii="Aptos Narrow" w:eastAsia="Times New Roman" w:hAnsi="Aptos Narrow" w:cs="Times New Roman"/>
+                <w:color w:val="000000"/>
+                <w:kern w:val="0"/>
+                <w:sz w:val="22"/>
+                <w:szCs w:val="22"/>
+                <w14:ligatures w14:val="none"/>
+              </w:rPr>
+              <w:t>country_code</w:t>
+            </w:r>
+            <w:proofErr w:type="spellEnd"/>
+          </w:p>
+        </w:tc>
+        <w:tc>
+          <w:tcPr>
+            <w:tcW w:w="1966" w:type="dxa"/>
+            <w:noWrap/>
+            <w:hideMark/>
+          </w:tcPr>
+          <w:p>
+            <w:pPr>
+              <w:rPr>
+                <w:rFonts w:ascii="Aptos Narrow" w:eastAsia="Times New Roman" w:hAnsi="Aptos Narrow" w:cs="Times New Roman"/>
+                <w:color w:val="000000"/>
+                <w:kern w:val="0"/>
+                <w:sz w:val="22"/>
+                <w:szCs w:val="22"/>
+                <w14:ligatures w14:val="none"/>
+              </w:rPr>
+            </w:pPr>
+            <w:proofErr w:type="spellStart"/>
+            <w:r>
+              <w:rPr>
+                <w:rFonts w:ascii="Aptos Narrow" w:eastAsia="Times New Roman" w:hAnsi="Aptos Narrow" w:cs="Times New Roman"/>
+                <w:color w:val="000000"/>
+                <w:kern w:val="0"/>
+                <w:sz w:val="22"/>
+                <w:szCs w:val="22"/>
+                <w14:ligatures w14:val="none"/>
+              </w:rPr>
+              <w:t>country_code_letter</w:t>
+            </w:r>
+            <w:proofErr w:type="spellEnd"/>
+          </w:p>
+        </w:tc>
+        <w:tc>
+          <w:tcPr>
+            <w:tcW w:w="1332" w:type="dxa"/>
+            <w:noWrap/>
+            <w:hideMark/>
+          </w:tcPr>
+          <w:p>
+            <w:pPr>
+              <w:rPr>
+                <w:rFonts w:ascii="Aptos Narrow" w:eastAsia="Times New Roman" w:hAnsi="Aptos Narrow" w:cs="Times New Roman"/>
+                <w:color w:val="000000"/>
+                <w:kern w:val="0"/>
+                <w:sz w:val="22"/>
+                <w:szCs w:val="22"/>
+                <w14:ligatures w14:val="none"/>
+              </w:rPr>
+            </w:pPr>
+            <w:proofErr w:type="spellStart"/>
+            <w:r>
+              <w:rPr>
+                <w:rFonts w:ascii="Aptos Narrow" w:eastAsia="Times New Roman" w:hAnsi="Aptos Narrow" w:cs="Times New Roman"/>
+                <w:color w:val="000000"/>
+                <w:kern w:val="0"/>
+                <w:sz w:val="22"/>
+                <w:szCs w:val="22"/>
+                <w14:ligatures w14:val="none"/>
+              </w:rPr>
+              <w:t>dollar_value</w:t>
+            </w:r>
+            <w:proofErr w:type="spellEnd"/>
+          </w:p>
+        </w:tc>
+        <w:tc>
+          <w:tcPr>
+            <w:tcW w:w="1468" w:type="dxa"/>
+            <w:noWrap/>
+            <w:hideMark/>
+          </w:tcPr>
+          <w:p>
+            <w:pPr>
+              <w:rPr>
+                <w:rFonts w:ascii="Aptos Narrow" w:eastAsia="Times New Roman" w:hAnsi="Aptos Narrow" w:cs="Times New Roman"/>
+                <w:color w:val="000000"/>
+                <w:kern w:val="0"/>
+                <w:sz w:val="22"/>
+                <w:szCs w:val="22"/>
+                <w14:ligatures w14:val="none"/>
+              </w:rPr>
+            </w:pPr>
+            <w:proofErr w:type="spellStart"/>
+            <w:r>
+              <w:rPr>
+                <w:rFonts w:ascii="Aptos Narrow" w:eastAsia="Times New Roman" w:hAnsi="Aptos Narrow" w:cs="Times New Roman"/>
+                <w:color w:val="000000"/>
+                <w:kern w:val="0"/>
+                <w:sz w:val="22"/>
+                <w:szCs w:val="22"/>
+                <w14:ligatures w14:val="none"/>
+              </w:rPr>
+              <w:t>HDI_value</w:t>
+            </w:r>
+            <w:proofErr w:type="spellEnd"/>
+          </w:p>
+        </w:tc>
+        <w:tc>
+          <w:tcPr>
+            <w:tcW w:w="1164" w:type="dxa"/>
+            <w:noWrap/>
+            <w:hideMark/>
+          </w:tcPr>
+          <w:p>
+            <w:pPr>
+              <w:rPr>
+                <w:rFonts w:ascii="Aptos Narrow" w:eastAsia="Times New Roman" w:hAnsi="Aptos Narrow" w:cs="Times New Roman"/>
+                <w:color w:val="000000"/>
+                <w:kern w:val="0"/>
+                <w:sz w:val="22"/>
+                <w:szCs w:val="22"/>
+                <w14:ligatures w14:val="none"/>
+              </w:rPr>
+            </w:pPr>
+            <w:r>
+              <w:rPr>
+                <w:rFonts w:ascii="Aptos Narrow" w:eastAsia="Times New Roman" w:hAnsi="Aptos Narrow" w:cs="Times New Roman"/>
+                <w:color w:val="000000"/>
+                <w:kern w:val="0"/>
+                <w:sz w:val="22"/>
+                <w:szCs w:val="22"/>
+                <w14:ligatures w14:val="none"/>
+              </w:rPr>
+              <w:t>population</w:t>
+            </w:r>
+          </w:p>
+        </w:tc>
+      </w:tr>
+      <w:tr>
+        <w:trPr>
+          <w:trHeight w:val="288"/>
+        </w:trPr>
+        <w:tc>
+          <w:tcPr>
+            <w:tcW w:w="960" w:type="dxa"/>
+            <w:noWrap/>
+            <w:hideMark/>
+          </w:tcPr>
+          <w:p>
+            <w:pPr>
+              <w:jc w:val="right"/>
+              <w:rPr>
+                <w:rFonts w:ascii="Aptos Narrow" w:eastAsia="Times New Roman" w:hAnsi="Aptos Narrow" w:cs="Times New Roman"/>
+                <w:color w:val="000000"/>
+                <w:kern w:val="0"/>
+                <w:sz w:val="22"/>
+                <w:szCs w:val="22"/>
+                <w14:ligatures w14:val="none"/>
+              </w:rPr>
+            </w:pPr>
+            <w:r>
+              <w:rPr>
+                <w:rFonts w:ascii="Aptos Narrow" w:eastAsia="Times New Roman" w:hAnsi="Aptos Narrow" w:cs="Times New Roman"/>
+                <w:color w:val="000000"/>
+                <w:kern w:val="0"/>
+                <w:sz w:val="22"/>
+                <w:szCs w:val="22"/>
+                <w14:ligatures w14:val="none"/>
+              </w:rPr>
+              <w:t>2013</w:t>
+            </w:r>
+          </w:p>
+        </w:tc>
+        <w:tc>
+          <w:tcPr>
+            <w:tcW w:w="1409" w:type="dxa"/>
+            <w:noWrap/>
+            <w:hideMark/>
+          </w:tcPr>
+          <w:p>
+            <w:pPr>
+              <w:jc w:val="right"/>
+              <w:rPr>
+                <w:rFonts w:ascii="Aptos Narrow" w:eastAsia="Times New Roman" w:hAnsi="Aptos Narrow" w:cs="Times New Roman"/>
+                <w:color w:val="000000"/>
+                <w:kern w:val="0"/>
+                <w:sz w:val="22"/>
+                <w:szCs w:val="22"/>
+                <w14:ligatures w14:val="none"/>
+              </w:rPr>
+            </w:pPr>
+            <w:r>
+              <w:rPr>
+                <w:rFonts w:ascii="Aptos Narrow" w:eastAsia="Times New Roman" w:hAnsi="Aptos Narrow" w:cs="Times New Roman"/>
+                <w:color w:val="000000"/>
+                <w:kern w:val="0"/>
+                <w:sz w:val="22"/>
+                <w:szCs w:val="22"/>
+                <w14:ligatures w14:val="none"/>
+              </w:rPr>
+              <w:t>68</w:t>
+            </w:r>
+          </w:p>
+        </w:tc>
+        <w:tc>
+          <w:tcPr>
+            <w:tcW w:w="1966" w:type="dxa"/>
+            <w:noWrap/>
+            <w:hideMark/>
+          </w:tcPr>
+          <w:p>
+            <w:pPr>
+              <w:rPr>
+                <w:rFonts w:ascii="Aptos Narrow" w:eastAsia="Times New Roman" w:hAnsi="Aptos Narrow" w:cs="Times New Roman"/>
+                <w:color w:val="000000"/>
+                <w:kern w:val="0"/>
+                <w:sz w:val="22"/>
+                <w:szCs w:val="22"/>
+                <w14:ligatures w14:val="none"/>
+              </w:rPr>
+            </w:pPr>
+            <w:r>
+              <w:rPr>
+                <w:rFonts w:ascii="Aptos Narrow" w:eastAsia="Times New Roman" w:hAnsi="Aptos Narrow" w:cs="Times New Roman"/>
+                <w:color w:val="000000"/>
+                <w:kern w:val="0"/>
+                <w:sz w:val="22"/>
+                <w:szCs w:val="22"/>
+                <w14:ligatures w14:val="none"/>
+              </w:rPr>
+              <w:t>BOL</w:t>
+            </w:r>
+          </w:p>
+        </w:tc>
+        <w:tc>
+          <w:tcPr>
+            <w:tcW w:w="1332" w:type="dxa"/>
+            <w:noWrap/>
+            <w:hideMark/>
+          </w:tcPr>
+          <w:p>
+            <w:pPr>
+              <w:jc w:val="right"/>
+              <w:rPr>
+                <w:rFonts w:ascii="Aptos Narrow" w:eastAsia="Times New Roman" w:hAnsi="Aptos Narrow" w:cs="Times New Roman"/>
+                <w:color w:val="000000"/>
+                <w:kern w:val="0"/>
+                <w:sz w:val="22"/>
+                <w:szCs w:val="22"/>
+                <w14:ligatures w14:val="none"/>
+              </w:rPr>
+            </w:pPr>
+            <w:r>
+              <w:rPr>
+                <w:rFonts w:ascii="Aptos Narrow" w:eastAsia="Times New Roman" w:hAnsi="Aptos Narrow" w:cs="Times New Roman"/>
+                <w:color w:val="000000"/>
+                <w:kern w:val="0"/>
+                <w:sz w:val="22"/>
+                <w:szCs w:val="22"/>
+                <w14:ligatures w14:val="none"/>
+              </w:rPr>
+              <w:t>6682831619</w:t>
+            </w:r>
+          </w:p>
+        </w:tc>
+        <w:tc>
+          <w:tcPr>
+            <w:tcW w:w="1468" w:type="dxa"/>
+            <w:noWrap/>
+            <w:hideMark/>
+          </w:tcPr>
+          <w:p>
+            <w:pPr>
+              <w:jc w:val="right"/>
+              <w:rPr>
+                <w:rFonts w:ascii="Aptos Narrow" w:eastAsia="Times New Roman" w:hAnsi="Aptos Narrow" w:cs="Times New Roman"/>
+                <w:color w:val="000000"/>
+                <w:kern w:val="0"/>
+                <w:sz w:val="22"/>
+                <w:szCs w:val="22"/>
+                <w14:ligatures w14:val="none"/>
+              </w:rPr>
+            </w:pPr>
+            <w:r>
+              <w:rPr>
+                <w:rFonts w:ascii="Aptos Narrow" w:eastAsia="Times New Roman" w:hAnsi="Aptos Narrow" w:cs="Times New Roman"/>
+                <w:color w:val="000000"/>
+                <w:kern w:val="0"/>
+                <w:sz w:val="22"/>
+                <w:szCs w:val="22"/>
+                <w14:ligatures w14:val="none"/>
+              </w:rPr>
+              <w:t>0.681</w:t>
+            </w:r>
+          </w:p>
+        </w:tc>
+        <w:tc>
+          <w:tcPr>
+            <w:tcW w:w="1164" w:type="dxa"/>
+            <w:noWrap/>
+            <w:hideMark/>
+          </w:tcPr>
+          <w:p>
+            <w:pPr>
+              <w:jc w:val="right"/>
+              <w:rPr>
+                <w:rFonts w:ascii="Aptos Narrow" w:eastAsia="Times New Roman" w:hAnsi="Aptos Narrow" w:cs="Times New Roman"/>
+                <w:color w:val="000000"/>
+                <w:kern w:val="0"/>
+                <w:sz w:val="22"/>
+                <w:szCs w:val="22"/>
+                <w14:ligatures w14:val="none"/>
+              </w:rPr>
+            </w:pPr>
+            <w:r>
+              <w:rPr>
+                <w:rFonts w:ascii="Aptos Narrow" w:eastAsia="Times New Roman" w:hAnsi="Aptos Narrow" w:cs="Times New Roman"/>
+                <w:color w:val="000000"/>
+                <w:kern w:val="0"/>
+                <w:sz w:val="22"/>
+                <w:szCs w:val="22"/>
+                <w14:ligatures w14:val="none"/>
+              </w:rPr>
+              <w:t>10682608</w:t>
+            </w:r>
+          </w:p>
+        </w:tc>
+      </w:tr>
+    </w:tbl>
+    <w:p>
+      <w:pPr>
+        <w:sectPr>
+          <w:footerReference w:type="default" r:id="rId13"/>
+          <w:type w:val="continuous"/>
+          <w:pgSz w:w="12240" w:h="15840"/>
+          <w:pgMar w:top="1440" w:right="1440" w:bottom="1440" w:left="1440" w:header="720" w:footer="720" w:gutter="0"/>
+          <w:cols w:space="720"/>
+          <w:docGrid w:linePitch="360"/>
+        </w:sectPr>
+      </w:pPr>
+    </w:p>
+    <w:p>
+      <w:r>
+        <w:lastRenderedPageBreak/>
         <w:t>Figure 1a: 2D scatter plot of decade HDI value against Exports per Capita (dollars)</w:t>
       </w:r>
     </w:p>
@@ -534,7 +1336,7 @@
           <w:noProof/>
         </w:rPr>
         <w:drawing>
-          <wp:inline distT="0" distB="0" distL="0" distR="0" wp14:anchorId="7B065B2E" wp14:editId="598F3ED1">
+          <wp:inline distT="0" distB="0" distL="0" distR="0" wp14:anchorId="7B065B2E" wp14:editId="774F9865">
             <wp:extent cx="3429000" cy="1873495"/>
             <wp:effectExtent l="0" t="0" r="0" b="0"/>
             <wp:docPr id="1735029463" name="Picture 2" descr="A graph showing different resources types&#10;&#10;AI-generated content may be incorrect."/>
@@ -549,7 +1351,7 @@
                     <pic:cNvPicPr/>
                   </pic:nvPicPr>
                   <pic:blipFill>
-                    <a:blip r:embed="rId13" cstate="print">
+                    <a:blip r:embed="rId14" cstate="print">
                       <a:extLst>
                         <a:ext uri="{28A0092B-C50C-407E-A947-70E740481C1C}">
                           <a14:useLocalDpi xmlns:a14="http://schemas.microsoft.com/office/drawing/2010/main" val="0"/>
@@ -563,7 +1365,7 @@
                   <pic:spPr>
                     <a:xfrm>
                       <a:off x="0" y="0"/>
-                      <a:ext cx="3443144" cy="1881223"/>
+                      <a:ext cx="3429000" cy="1873495"/>
                     </a:xfrm>
                     <a:prstGeom prst="rect">
                       <a:avLst/>
@@ -578,7 +1380,6 @@
     </w:p>
     <w:p>
       <w:r>
-        <w:lastRenderedPageBreak/>
         <w:t>Figure 1b: 3D scatter plot of HDI value against Exports per Capita in Dollars against year</w:t>
       </w:r>
       <w:r>
@@ -586,7 +1387,7 @@
           <w:noProof/>
         </w:rPr>
         <w:drawing>
-          <wp:inline distT="0" distB="0" distL="0" distR="0" wp14:anchorId="13BEA623" wp14:editId="13F8466A">
+          <wp:inline distT="0" distB="0" distL="0" distR="0" wp14:anchorId="13BEA623" wp14:editId="149A1CCD">
             <wp:extent cx="3343839" cy="3360420"/>
             <wp:effectExtent l="0" t="0" r="9525" b="0"/>
             <wp:docPr id="1844562519" name="Picture 1" descr="A graph of a graph showing different types of data&#10;&#10;AI-generated content may be incorrect."/>
@@ -603,7 +1404,7 @@
                     </pic:cNvPicPr>
                   </pic:nvPicPr>
                   <pic:blipFill rotWithShape="1">
-                    <a:blip r:embed="rId14" cstate="print">
+                    <a:blip r:embed="rId15" cstate="print">
                       <a:extLst>
                         <a:ext uri="{28A0092B-C50C-407E-A947-70E740481C1C}">
                           <a14:useLocalDpi xmlns:a14="http://schemas.microsoft.com/office/drawing/2010/main" val="0"/>
@@ -618,7 +1419,7 @@
                   <pic:spPr bwMode="auto">
                     <a:xfrm>
                       <a:off x="0" y="0"/>
-                      <a:ext cx="3363616" cy="3380295"/>
+                      <a:ext cx="3343839" cy="3360420"/>
                     </a:xfrm>
                     <a:prstGeom prst="rect">
                       <a:avLst/>
@@ -724,6 +1525,7 @@
         <w:pStyle w:val="Heading2"/>
       </w:pPr>
       <w:r>
+        <w:lastRenderedPageBreak/>
         <w:t>Method A: Clustering</w:t>
       </w:r>
     </w:p>
@@ -810,7 +1612,6 @@
         <w:pStyle w:val="Heading3"/>
       </w:pPr>
       <w:r>
-        <w:lastRenderedPageBreak/>
         <w:t>Oil</w:t>
       </w:r>
     </w:p>
@@ -855,19 +1656,13 @@
     </w:p>
     <w:p>
       <w:r>
-        <w:t xml:space="preserve">Clusters 2, 3, and 4 were of less interest to our hypothesis due to their high HDIs or low export values. Thus, we present an analysis of the extreme clusters 0 and 1, representing medium-export/low-HDI and medium-HDI/high-export, respectively </w:t>
-      </w:r>
-      <w:r>
-        <w:t>(Fig</w:t>
+        <w:t>Clusters 2, 3, and 4 were of less interest to our hypothesis due to their high HDIs or low export values. Thus, we present an analysis of the extreme clusters 0 and 1, representing medium-export/low-HDI and medium-HDI/high-export, respectively (Fig</w:t>
       </w:r>
       <w:r>
         <w:t>.</w:t>
       </w:r>
       <w:r>
-        <w:t xml:space="preserve"> 3)</w:t>
-      </w:r>
-      <w:r>
-        <w:t xml:space="preserve">. </w:t>
+        <w:t xml:space="preserve"> 3). </w:t>
       </w:r>
       <w:r>
         <w:t>We will analyze to take examples from 2013 as a matter of simplicity</w:t>
@@ -891,10 +1686,7 @@
         <w:t>, although our data stretches from 2010-2020.</w:t>
       </w:r>
       <w:r>
-        <w:t xml:space="preserve"> </w:t>
-      </w:r>
-      <w:r>
-        <w:t>Cluster 0 represents a cluster of oil-rich Gulf countries and Cluster 1 represented a series of highly corrupt or unstable countries.</w:t>
+        <w:t xml:space="preserve"> Cluster 0 represents a cluster of oil-rich Gulf countries and Cluster 1 represented a series of highly corrupt or unstable countries.</w:t>
       </w:r>
       <w:r>
         <w:t xml:space="preserve"> The particularities of the political situation making Cluster 0’s position possible, Cluster 1 is truly deserving of analysis. </w:t>
@@ -966,6 +1758,7 @@
                 <w:szCs w:val="22"/>
                 <w14:ligatures w14:val="none"/>
               </w:rPr>
+              <w:lastRenderedPageBreak/>
               <w:t>Country</w:t>
             </w:r>
           </w:p>
@@ -2303,7 +3096,6 @@
         <w:pStyle w:val="Heading3"/>
       </w:pPr>
       <w:r>
-        <w:lastRenderedPageBreak/>
         <w:t>Wood</w:t>
       </w:r>
     </w:p>
@@ -2408,10 +3200,7 @@
         <w:t xml:space="preserve"> trend overall</w:t>
       </w:r>
       <w:r>
-        <w:t xml:space="preserve"> </w:t>
-      </w:r>
-      <w:r>
-        <w:t>(Fig. 3e)</w:t>
+        <w:t xml:space="preserve"> (Fig. 3e)</w:t>
       </w:r>
       <w:r>
         <w:t>, specific clusters are notable for skewing the trend further towards negative or outliers. Cluster 1 shows a series of rather undeveloped countries (HDI ~0.7) exporting large amounts of ore, suggesting specific countries impacted by the</w:t>
@@ -2485,7 +3274,11 @@
         <w:t xml:space="preserve"> regression was used if nonlinear fit was too poor (i.e. in the case of cereals). </w:t>
       </w:r>
       <w:r>
-        <w:t>Goodness-of-fit was assessed by the coefficient of determination (R²). Regression curves were generated over a finely sampled predictor range to provide smooth overlays, with excluded clusters indicated in the figure legend and R² values annotated on the fitted curves.</w:t>
+        <w:t xml:space="preserve">Goodness-of-fit was assessed by the coefficient of determination (R²). Regression curves were generated over a finely </w:t>
+      </w:r>
+      <w:r>
+        <w:lastRenderedPageBreak/>
+        <w:t>sampled predictor range to provide smooth overlays, with excluded clusters indicated in the figure legend and R² values annotated on the fitted curves.</w:t>
       </w:r>
     </w:p>
     <w:p>
@@ -2615,11 +3408,7 @@
       </w:r>
       <w:proofErr w:type="gramEnd"/>
       <w:r>
-        <w:t xml:space="preserve">. Historically, it has been shown </w:t>
-      </w:r>
-      <w:r>
-        <w:lastRenderedPageBreak/>
-        <w:t xml:space="preserve">countries could have high HDI without exports, but a reasonable low HDI would be correlated with small material wealth (exports) and a country with high exports of oil would be expected to have high HDI from development. This does not appear to be the case, with Gulf states forming the separate </w:t>
+        <w:t xml:space="preserve">. Historically, it has been shown countries could have high HDI without exports, but a reasonable low HDI would be correlated with small material wealth (exports) and a country with high exports of oil would be expected to have high HDI from development. This does not appear to be the case, with Gulf states forming the separate </w:t>
       </w:r>
       <m:oMath>
         <m:r>
@@ -2652,15 +3441,7 @@
         </m:r>
       </m:oMath>
       <w:r>
-        <w:t xml:space="preserve"> line. This seems to suggest two differ</w:t>
-      </w:r>
-      <w:proofErr w:type="spellStart"/>
-      <w:r>
-        <w:t>ent</w:t>
-      </w:r>
-      <w:proofErr w:type="spellEnd"/>
-      <w:r>
-        <w:t xml:space="preserve"> theories of resource-driven exports: that where it may have been used to fuel </w:t>
+        <w:t xml:space="preserve"> line. This seems to suggest two different theories of resource-driven exports: that where it may have been used to fuel </w:t>
       </w:r>
       <w:proofErr w:type="spellStart"/>
       <w:r>
@@ -2748,6 +3529,9 @@
       <w:r>
         <w:t>d), suggesting that exports of such foodstuffs had nothing to do with development.</w:t>
       </w:r>
+      <w:r>
+        <w:t xml:space="preserve"> A custom linear regression tool was created for cereals due to the standard nonlinear regression model failing to fit properly. </w:t>
+      </w:r>
     </w:p>
     <w:p>
       <w:pPr>
@@ -2806,6 +3590,7 @@
     </w:p>
     <w:p>
       <w:r>
+        <w:lastRenderedPageBreak/>
         <w:t xml:space="preserve">Figure </w:t>
       </w:r>
       <w:r>
@@ -2842,7 +3627,6 @@
               <w:rPr>
                 <w:noProof/>
               </w:rPr>
-              <w:lastRenderedPageBreak/>
               <w:drawing>
                 <wp:inline distT="0" distB="0" distL="0" distR="0" wp14:anchorId="36B1FEBD" wp14:editId="65867545">
                   <wp:extent cx="5770226" cy="3606393"/>
@@ -2861,7 +3645,7 @@
                           </pic:cNvPicPr>
                         </pic:nvPicPr>
                         <pic:blipFill>
-                          <a:blip r:embed="rId15">
+                          <a:blip r:embed="rId16">
                             <a:extLst>
                               <a:ext uri="{28A0092B-C50C-407E-A947-70E740481C1C}">
                                 <a14:useLocalDpi xmlns:a14="http://schemas.microsoft.com/office/drawing/2010/main" val="0"/>
@@ -2906,7 +3690,7 @@
                 <w:noProof/>
               </w:rPr>
               <w:drawing>
-                <wp:inline distT="0" distB="0" distL="0" distR="0" wp14:anchorId="724DC562" wp14:editId="40DF821C">
+                <wp:inline distT="0" distB="0" distL="0" distR="0" wp14:anchorId="724DC562" wp14:editId="644C2263">
                   <wp:extent cx="2793078" cy="1745673"/>
                   <wp:effectExtent l="0" t="0" r="7620" b="6985"/>
                   <wp:docPr id="219004671" name="Picture 5" descr="A graph with colored dots and lines&#10;&#10;AI-generated content may be incorrect."/>
@@ -2923,7 +3707,7 @@
                           </pic:cNvPicPr>
                         </pic:nvPicPr>
                         <pic:blipFill>
-                          <a:blip r:embed="rId16" cstate="print">
+                          <a:blip r:embed="rId17" cstate="print">
                             <a:extLst>
                               <a:ext uri="{28A0092B-C50C-407E-A947-70E740481C1C}">
                                 <a14:useLocalDpi xmlns:a14="http://schemas.microsoft.com/office/drawing/2010/main" val="0"/>
@@ -2966,7 +3750,7 @@
                 <w:noProof/>
               </w:rPr>
               <w:drawing>
-                <wp:inline distT="0" distB="0" distL="0" distR="0" wp14:anchorId="34C90FC1" wp14:editId="777AE63C">
+                <wp:inline distT="0" distB="0" distL="0" distR="0" wp14:anchorId="34C90FC1" wp14:editId="403FA28F">
                   <wp:extent cx="2811213" cy="1757009"/>
                   <wp:effectExtent l="0" t="0" r="8255" b="0"/>
                   <wp:docPr id="983629783" name="Picture 2" descr="A graph of a graph with colored lines&#10;&#10;AI-generated content may be incorrect."/>
@@ -2983,7 +3767,7 @@
                           </pic:cNvPicPr>
                         </pic:nvPicPr>
                         <pic:blipFill>
-                          <a:blip r:embed="rId17" cstate="print">
+                          <a:blip r:embed="rId18" cstate="print">
                             <a:extLst>
                               <a:ext uri="{28A0092B-C50C-407E-A947-70E740481C1C}">
                                 <a14:useLocalDpi xmlns:a14="http://schemas.microsoft.com/office/drawing/2010/main" val="0"/>
@@ -3028,7 +3812,7 @@
                 <w:noProof/>
               </w:rPr>
               <w:drawing>
-                <wp:inline distT="0" distB="0" distL="0" distR="0" wp14:anchorId="3D3E74D3" wp14:editId="7E936447">
+                <wp:inline distT="0" distB="0" distL="0" distR="0" wp14:anchorId="3D3E74D3" wp14:editId="719A1C61">
                   <wp:extent cx="2826327" cy="1766454"/>
                   <wp:effectExtent l="0" t="0" r="0" b="5715"/>
                   <wp:docPr id="361610888" name="Picture 4" descr="A graph of different colored lines&#10;&#10;AI-generated content may be incorrect."/>
@@ -3045,7 +3829,7 @@
                           </pic:cNvPicPr>
                         </pic:nvPicPr>
                         <pic:blipFill>
-                          <a:blip r:embed="rId18" cstate="print">
+                          <a:blip r:embed="rId19" cstate="print">
                             <a:extLst>
                               <a:ext uri="{28A0092B-C50C-407E-A947-70E740481C1C}">
                                 <a14:useLocalDpi xmlns:a14="http://schemas.microsoft.com/office/drawing/2010/main" val="0"/>
@@ -3088,7 +3872,7 @@
                 <w:noProof/>
               </w:rPr>
               <w:drawing>
-                <wp:inline distT="0" distB="0" distL="0" distR="0" wp14:anchorId="51D2BECC" wp14:editId="209E93A8">
+                <wp:inline distT="0" distB="0" distL="0" distR="0" wp14:anchorId="51D2BECC" wp14:editId="30601889">
                   <wp:extent cx="2821289" cy="1763305"/>
                   <wp:effectExtent l="0" t="0" r="0" b="8890"/>
                   <wp:docPr id="2029637149" name="Picture 1" descr="A graph of different colored dots&#10;&#10;AI-generated content may be incorrect."/>
@@ -3105,7 +3889,7 @@
                           </pic:cNvPicPr>
                         </pic:nvPicPr>
                         <pic:blipFill>
-                          <a:blip r:embed="rId19" cstate="print">
+                          <a:blip r:embed="rId20" cstate="print">
                             <a:extLst>
                               <a:ext uri="{28A0092B-C50C-407E-A947-70E740481C1C}">
                                 <a14:useLocalDpi xmlns:a14="http://schemas.microsoft.com/office/drawing/2010/main" val="0"/>
@@ -3146,7 +3930,17 @@
         <w:pStyle w:val="Heading2"/>
       </w:pPr>
       <w:r>
-        <w:t>Method C: Ratios</w:t>
+        <w:lastRenderedPageBreak/>
+        <w:t xml:space="preserve">Method C: </w:t>
+      </w:r>
+      <w:r>
+        <w:t xml:space="preserve">HDI-to-Export </w:t>
+      </w:r>
+      <w:r>
+        <w:t>R</w:t>
+      </w:r>
+      <w:r>
+        <w:t>atio</w:t>
       </w:r>
     </w:p>
     <w:p>
@@ -3158,15 +3952,7 @@
           <w:i/>
           <w:iCs/>
         </w:rPr>
-        <w:t xml:space="preserve">resource </w:t>
-      </w:r>
-      <w:r>
-        <w:rPr>
-          <w:i/>
-          <w:iCs/>
-        </w:rPr>
-        <w:lastRenderedPageBreak/>
-        <w:t>curse</w:t>
+        <w:t>resource curse</w:t>
       </w:r>
       <w:r>
         <w:t xml:space="preserve">. However, it was found that direct ratios proved to be a poor measure as countries that achieved high development independent of resource exports were flagged as </w:t>
@@ -3439,29 +4225,7 @@
                 <w:szCs w:val="22"/>
                 <w14:ligatures w14:val="none"/>
               </w:rPr>
-              <w:t>Exports</w:t>
-            </w:r>
-            <w:r>
-              <w:rPr>
-                <w:rFonts w:ascii="Aptos Narrow" w:eastAsia="Times New Roman" w:hAnsi="Aptos Narrow" w:cs="Times New Roman"/>
-                <w:color w:val="000000"/>
-                <w:kern w:val="0"/>
-                <w:sz w:val="22"/>
-                <w:szCs w:val="22"/>
-                <w14:ligatures w14:val="none"/>
-              </w:rPr>
-              <w:t xml:space="preserve"> </w:t>
-            </w:r>
-            <w:r>
-              <w:rPr>
-                <w:rFonts w:ascii="Aptos Narrow" w:eastAsia="Times New Roman" w:hAnsi="Aptos Narrow" w:cs="Times New Roman"/>
-                <w:color w:val="000000"/>
-                <w:kern w:val="0"/>
-                <w:sz w:val="22"/>
-                <w:szCs w:val="22"/>
-                <w14:ligatures w14:val="none"/>
-              </w:rPr>
-              <w:t>($/c) / HDI ratio</w:t>
+              <w:t>Exports ($/c) / HDI ratio</w:t>
             </w:r>
           </w:p>
         </w:tc>
@@ -4402,6 +5166,53 @@
         <w:pStyle w:val="Heading2"/>
       </w:pPr>
       <w:r>
+        <w:t xml:space="preserve">Method </w:t>
+      </w:r>
+      <w:r>
+        <w:t>D</w:t>
+      </w:r>
+      <w:r>
+        <w:t xml:space="preserve">: </w:t>
+      </w:r>
+      <w:r>
+        <w:t>Miscellaneous</w:t>
+      </w:r>
+    </w:p>
+    <w:p>
+      <w:r>
+        <w:t>This analysis would not be complete without various supplementary tools engineered to give context to the primary metrics of clustering, regression, and ratios. Additional tools included</w:t>
+      </w:r>
+      <w:r>
+        <w:t xml:space="preserve"> continental correlation</w:t>
+      </w:r>
+      <w:r>
+        <w:t xml:space="preserve"> consisting of a o</w:t>
+      </w:r>
+      <w:r>
+        <w:t>ne-way ANOVA to test whether export/HDI ratios differ by continent</w:t>
+      </w:r>
+      <w:r>
+        <w:t xml:space="preserve">, </w:t>
+      </w:r>
+      <w:r>
+        <w:t>heatmap and scatter plot</w:t>
+      </w:r>
+      <w:r>
+        <w:t>s</w:t>
+      </w:r>
+      <w:r>
+        <w:t xml:space="preserve"> (2D and 3D) plotting of exports against HDI, histograms for HDI magnitude prevalence</w:t>
+      </w:r>
+      <w:r>
+        <w:t>, and a filtering tool for HDI/exports that also calculated the HDI to Exports-per-capita ratio.</w:t>
+      </w:r>
+    </w:p>
+    <w:p>
+      <w:pPr>
+        <w:pStyle w:val="Heading1"/>
+      </w:pPr>
+      <w:r>
+        <w:lastRenderedPageBreak/>
         <w:t>Conclusions</w:t>
       </w:r>
     </w:p>
@@ -4442,11 +5253,7 @@
         <w:t>resource curse</w:t>
       </w:r>
       <w:r>
-        <w:t xml:space="preserve">, with an entirely separate curve for high exporters and several lower-HDI outliers. Closer inspection yields instances of corruption or malfeasance in most countries outlined in those patterns. Rare earth metals followed a new hypothesis, as high exports of such did not appear to drive growth but </w:t>
-      </w:r>
-      <w:r>
-        <w:lastRenderedPageBreak/>
-        <w:t xml:space="preserve">rather decreased paradoxically as exports increased. Ores, wheat, and wood together mostly followed the same </w:t>
+        <w:t xml:space="preserve">, with an entirely separate curve for high exporters and several lower-HDI outliers. Closer inspection yields instances of corruption or malfeasance in most countries outlined in those patterns. Rare earth metals followed a new hypothesis, as high exports of such did not appear to drive growth but rather decreased paradoxically as exports increased. Ores, wheat, and wood together mostly followed the same </w:t>
       </w:r>
       <m:oMath>
         <m:r>
@@ -4504,15 +5311,10 @@
         </w:numPr>
       </w:pPr>
       <w:r>
-        <w:t xml:space="preserve">Improvement of heatmap processes. Although not mentioned in-article, </w:t>
-      </w:r>
-      <w:proofErr w:type="gramStart"/>
-      <w:r>
-        <w:t>a</w:t>
-      </w:r>
-      <w:proofErr w:type="gramEnd"/>
-      <w:r>
-        <w:t xml:space="preserve"> HDI/exports heatmap and cropping tool was included amongst dozens of other of undocumented tools. Heatmaps are the next step in clustering visualization.</w:t>
+        <w:t xml:space="preserve">Improvement of heatmap processes. </w:t>
+      </w:r>
+      <w:r>
+        <w:t>Although the heatmap holds little in the way of analytical rigor, it serves as an excellent vehicle for visualizing results when properly scaled.</w:t>
       </w:r>
     </w:p>
     <w:p>
@@ -4524,13 +5326,17 @@
         </w:numPr>
       </w:pPr>
       <w:r>
-        <w:t xml:space="preserve">Automatic fitting. All hyperparameters were manually adjusted according to calculations and intuition, leading to a very human-fraught analysis best characterized as exploratory. Automatic cropping detection such as percentage cropping has already been implemented, as well as various scaling algorithms such as min-max. Much works </w:t>
-      </w:r>
-      <w:proofErr w:type="gramStart"/>
-      <w:r>
-        <w:t>need</w:t>
-      </w:r>
-      <w:proofErr w:type="gramEnd"/>
+        <w:t xml:space="preserve">Automatic fitting. All hyperparameters were manually adjusted according to calculations and intuition, leading to a very human-fraught analysis best characterized as exploratory. Automatic cropping detection such as percentage cropping has already been implemented, as well as various scaling algorithms such as min-max. Much </w:t>
+      </w:r>
+      <w:r>
+        <w:t>work</w:t>
+      </w:r>
+      <w:r>
+        <w:t xml:space="preserve"> </w:t>
+      </w:r>
+      <w:r>
+        <w:t>needs</w:t>
+      </w:r>
       <w:r>
         <w:t xml:space="preserve"> to be done </w:t>
       </w:r>
@@ -4542,11 +5348,7 @@
         <w:t>objectively</w:t>
       </w:r>
       <w:r>
-        <w:t xml:space="preserve"> to properly achieve a meaningful high </w:t>
-      </w:r>
-      <w:proofErr w:type="gramStart"/>
-      <w:r>
-        <w:t>R</w:t>
+        <w:t xml:space="preserve"> to properly achieve a meaningful high R</w:t>
       </w:r>
       <w:r>
         <w:rPr>
@@ -4555,19 +5357,22 @@
         <w:t>2</w:t>
       </w:r>
       <w:r>
-        <w:t xml:space="preserve"> value</w:t>
-      </w:r>
-      <w:proofErr w:type="gramEnd"/>
-      <w:r>
-        <w:t>.</w:t>
+        <w:t xml:space="preserve"> value.</w:t>
       </w:r>
     </w:p>
     <w:p>
       <w:r>
-        <w:t>Overall, the numerous tools (especially clustering and regression) developed in this project proved to be extremely enlightening in this exploratory study. Other HDI-export comparison tools included such as numerical correlation functions (countries and continents), heatmaps, histograms, and 2D/3D plots (not mentioned) are incredibly valuable for visualization to understand why some countries and regions remain afflicted by poverty despite such abundant wealth.</w:t>
+        <w:t xml:space="preserve">Overall, the numerous tools (especially clustering and regression) developed in this project proved to be extremely enlightening in this exploratory study. Other HDI-export comparison tools included such as numerical correlation functions (countries and continents), heatmaps, histograms, and 2D/3D plots (not mentioned) are incredibly valuable for visualization to understand why some countries and regions remain afflicted by poverty despite </w:t>
+      </w:r>
+      <w:r>
+        <w:t>apparent</w:t>
+      </w:r>
+      <w:r>
+        <w:t xml:space="preserve"> abundant wealth.</w:t>
       </w:r>
     </w:p>
     <w:sectPr>
+      <w:footerReference w:type="default" r:id="rId21"/>
       <w:pgSz w:w="12240" w:h="15840"/>
       <w:pgMar w:top="1440" w:right="1440" w:bottom="1440" w:left="1440" w:header="720" w:footer="720" w:gutter="0"/>
       <w:cols w:space="720"/>
@@ -4614,6 +5419,149 @@
 <w16cid:commentsIds xmlns:wpc="http://schemas.microsoft.com/office/word/2010/wordprocessingCanvas" xmlns:cx="http://schemas.microsoft.com/office/drawing/2014/chartex" xmlns:cx1="http://schemas.microsoft.com/office/drawing/2015/9/8/chartex" xmlns:cx2="http://schemas.microsoft.com/office/drawing/2015/10/21/chartex" xmlns:cx3="http://schemas.microsoft.com/office/drawing/2016/5/9/chartex" xmlns:cx4="http://schemas.microsoft.com/office/drawing/2016/5/10/chartex" xmlns:cx5="http://schemas.microsoft.com/office/drawing/2016/5/11/chartex" xmlns:cx6="http://schemas.microsoft.com/office/drawing/2016/5/12/chartex" xmlns:cx7="http://schemas.microsoft.com/office/drawing/2016/5/13/chartex" xmlns:cx8="http://schemas.microsoft.com/office/drawing/2016/5/14/chartex" xmlns:mc="http://schemas.openxmlformats.org/markup-compatibility/2006" xmlns:aink="http://schemas.microsoft.com/office/drawing/2016/ink" xmlns:am3d="http://schemas.microsoft.com/office/drawing/2017/model3d" xmlns:o="urn:schemas-microsoft-com:office:office" xmlns:oel="http://schemas.microsoft.com/office/2019/extlst" xmlns:r="http://schemas.openxmlformats.org/officeDocument/2006/relationships" xmlns:m="http://schemas.openxmlformats.org/officeDocument/2006/math" xmlns:v="urn:schemas-microsoft-com:vml" xmlns:wp14="http://schemas.microsoft.com/office/word/2010/wordprocessingDrawing" xmlns:wp="http://schemas.openxmlformats.org/drawingml/2006/wordprocessingDrawing" xmlns:w10="urn:schemas-microsoft-com:office:word" xmlns:w="http://schemas.openxmlformats.org/wordprocessingml/2006/main" xmlns:w14="http://schemas.microsoft.com/office/word/2010/wordml" xmlns:w15="http://schemas.microsoft.com/office/word/2012/wordml" xmlns:w16cex="http://schemas.microsoft.com/office/word/2018/wordml/cex" xmlns:w16cid="http://schemas.microsoft.com/office/word/2016/wordml/cid" xmlns:w16="http://schemas.microsoft.com/office/word/2018/wordml" xmlns:w16du="http://schemas.microsoft.com/office/word/2023/wordml/word16du" xmlns:w16sdtdh="http://schemas.microsoft.com/office/word/2020/wordml/sdtdatahash" xmlns:w16sdtfl="http://schemas.microsoft.com/office/word/2024/wordml/sdtformatlock" xmlns:w16se="http://schemas.microsoft.com/office/word/2015/wordml/symex" xmlns:wpg="http://schemas.microsoft.com/office/word/2010/wordprocessingGroup" xmlns:wpi="http://schemas.microsoft.com/office/word/2010/wordprocessingInk" xmlns:wne="http://schemas.microsoft.com/office/word/2006/wordml" xmlns:wps="http://schemas.microsoft.com/office/word/2010/wordprocessingShape" mc:Ignorable="w14 w15 w16se w16cid w16 w16cex w16sdtdh w16sdtfl w16du wp14">
   <w16cid:commentId w16cid:paraId="052E4B14" w16cid:durableId="18533471"/>
 </w16cid:commentsIds>
+</file>
+
+<file path=word/endnotes.xml><?xml version="1.0" encoding="utf-8"?>
+<w:endnotes xmlns:wpc="http://schemas.microsoft.com/office/word/2010/wordprocessingCanvas" xmlns:cx="http://schemas.microsoft.com/office/drawing/2014/chartex" xmlns:cx1="http://schemas.microsoft.com/office/drawing/2015/9/8/chartex" xmlns:cx2="http://schemas.microsoft.com/office/drawing/2015/10/21/chartex" xmlns:cx3="http://schemas.microsoft.com/office/drawing/2016/5/9/chartex" xmlns:cx4="http://schemas.microsoft.com/office/drawing/2016/5/10/chartex" xmlns:cx5="http://schemas.microsoft.com/office/drawing/2016/5/11/chartex" xmlns:cx6="http://schemas.microsoft.com/office/drawing/2016/5/12/chartex" xmlns:cx7="http://schemas.microsoft.com/office/drawing/2016/5/13/chartex" xmlns:cx8="http://schemas.microsoft.com/office/drawing/2016/5/14/chartex" xmlns:mc="http://schemas.openxmlformats.org/markup-compatibility/2006" xmlns:aink="http://schemas.microsoft.com/office/drawing/2016/ink" xmlns:am3d="http://schemas.microsoft.com/office/drawing/2017/model3d" xmlns:o="urn:schemas-microsoft-com:office:office" xmlns:oel="http://schemas.microsoft.com/office/2019/extlst" xmlns:r="http://schemas.openxmlformats.org/officeDocument/2006/relationships" xmlns:m="http://schemas.openxmlformats.org/officeDocument/2006/math" xmlns:v="urn:schemas-microsoft-com:vml" xmlns:wp14="http://schemas.microsoft.com/office/word/2010/wordprocessingDrawing" xmlns:wp="http://schemas.openxmlformats.org/drawingml/2006/wordprocessingDrawing" xmlns:w10="urn:schemas-microsoft-com:office:word" xmlns:w="http://schemas.openxmlformats.org/wordprocessingml/2006/main" xmlns:w14="http://schemas.microsoft.com/office/word/2010/wordml" xmlns:w15="http://schemas.microsoft.com/office/word/2012/wordml" xmlns:w16cex="http://schemas.microsoft.com/office/word/2018/wordml/cex" xmlns:w16cid="http://schemas.microsoft.com/office/word/2016/wordml/cid" xmlns:w16="http://schemas.microsoft.com/office/word/2018/wordml" xmlns:w16du="http://schemas.microsoft.com/office/word/2023/wordml/word16du" xmlns:w16sdtdh="http://schemas.microsoft.com/office/word/2020/wordml/sdtdatahash" xmlns:w16sdtfl="http://schemas.microsoft.com/office/word/2024/wordml/sdtformatlock" xmlns:w16se="http://schemas.microsoft.com/office/word/2015/wordml/symex" xmlns:wpg="http://schemas.microsoft.com/office/word/2010/wordprocessingGroup" xmlns:wpi="http://schemas.microsoft.com/office/word/2010/wordprocessingInk" xmlns:wne="http://schemas.microsoft.com/office/word/2006/wordml" xmlns:wps="http://schemas.microsoft.com/office/word/2010/wordprocessingShape" mc:Ignorable="w14 w15 w16se w16cid w16 w16cex w16sdtdh w16sdtfl w16du wp14">
+  <w:endnote w:type="separator" w:id="-1">
+    <w:p>
+      <w:pPr>
+        <w:spacing w:after="0" w:line="240" w:lineRule="auto"/>
+      </w:pPr>
+      <w:r>
+        <w:separator/>
+      </w:r>
+    </w:p>
+  </w:endnote>
+  <w:endnote w:type="continuationSeparator" w:id="0">
+    <w:p>
+      <w:pPr>
+        <w:spacing w:after="0" w:line="240" w:lineRule="auto"/>
+      </w:pPr>
+      <w:r>
+        <w:continuationSeparator/>
+      </w:r>
+    </w:p>
+  </w:endnote>
+</w:endnotes>
+</file>
+
+<file path=word/footer1.xml><?xml version="1.0" encoding="utf-8"?>
+<w:ftr xmlns:wpc="http://schemas.microsoft.com/office/word/2010/wordprocessingCanvas" xmlns:cx="http://schemas.microsoft.com/office/drawing/2014/chartex" xmlns:cx1="http://schemas.microsoft.com/office/drawing/2015/9/8/chartex" xmlns:cx2="http://schemas.microsoft.com/office/drawing/2015/10/21/chartex" xmlns:cx3="http://schemas.microsoft.com/office/drawing/2016/5/9/chartex" xmlns:cx4="http://schemas.microsoft.com/office/drawing/2016/5/10/chartex" xmlns:cx5="http://schemas.microsoft.com/office/drawing/2016/5/11/chartex" xmlns:cx6="http://schemas.microsoft.com/office/drawing/2016/5/12/chartex" xmlns:cx7="http://schemas.microsoft.com/office/drawing/2016/5/13/chartex" xmlns:cx8="http://schemas.microsoft.com/office/drawing/2016/5/14/chartex" xmlns:mc="http://schemas.openxmlformats.org/markup-compatibility/2006" xmlns:aink="http://schemas.microsoft.com/office/drawing/2016/ink" xmlns:am3d="http://schemas.microsoft.com/office/drawing/2017/model3d" xmlns:o="urn:schemas-microsoft-com:office:office" xmlns:oel="http://schemas.microsoft.com/office/2019/extlst" xmlns:r="http://schemas.openxmlformats.org/officeDocument/2006/relationships" xmlns:m="http://schemas.openxmlformats.org/officeDocument/2006/math" xmlns:v="urn:schemas-microsoft-com:vml" xmlns:wp14="http://schemas.microsoft.com/office/word/2010/wordprocessingDrawing" xmlns:wp="http://schemas.openxmlformats.org/drawingml/2006/wordprocessingDrawing" xmlns:w10="urn:schemas-microsoft-com:office:word" xmlns:w="http://schemas.openxmlformats.org/wordprocessingml/2006/main" xmlns:w14="http://schemas.microsoft.com/office/word/2010/wordml" xmlns:w15="http://schemas.microsoft.com/office/word/2012/wordml" xmlns:w16cex="http://schemas.microsoft.com/office/word/2018/wordml/cex" xmlns:w16cid="http://schemas.microsoft.com/office/word/2016/wordml/cid" xmlns:w16="http://schemas.microsoft.com/office/word/2018/wordml" xmlns:w16du="http://schemas.microsoft.com/office/word/2023/wordml/word16du" xmlns:w16sdtdh="http://schemas.microsoft.com/office/word/2020/wordml/sdtdatahash" xmlns:w16sdtfl="http://schemas.microsoft.com/office/word/2024/wordml/sdtformatlock" xmlns:w16se="http://schemas.microsoft.com/office/word/2015/wordml/symex" xmlns:wpg="http://schemas.microsoft.com/office/word/2010/wordprocessingGroup" xmlns:wpi="http://schemas.microsoft.com/office/word/2010/wordprocessingInk" xmlns:wne="http://schemas.microsoft.com/office/word/2006/wordml" xmlns:wps="http://schemas.microsoft.com/office/word/2010/wordprocessingShape" mc:Ignorable="w14 w15 w16se w16cid w16 w16cex w16sdtdh w16sdtfl w16du wp14">
+  <w:p>
+    <w:pPr>
+      <w:pStyle w:val="Footer"/>
+      <w:rPr>
+        <w:rStyle w:val="SubtleReference"/>
+      </w:rPr>
+    </w:pPr>
+    <w:r>
+      <w:rPr>
+        <w:rStyle w:val="SubtleReference"/>
+      </w:rPr>
+      <w:t>1</w:t>
+    </w:r>
+    <w:r>
+      <w:rPr>
+        <w:rStyle w:val="SubtleReference"/>
+      </w:rPr>
+      <w:t xml:space="preserve"> - </w:t>
+    </w:r>
+    <w:r>
+      <w:rPr>
+        <w:rStyle w:val="SubtleReference"/>
+      </w:rPr>
+      <w:t>https://comtradeplus.un.org/</w:t>
+    </w:r>
+  </w:p>
+  <w:p>
+    <w:pPr>
+      <w:pStyle w:val="Footer"/>
+      <w:rPr>
+        <w:rStyle w:val="SubtleReference"/>
+      </w:rPr>
+    </w:pPr>
+    <w:r>
+      <w:rPr>
+        <w:rStyle w:val="SubtleReference"/>
+      </w:rPr>
+      <w:t>2</w:t>
+    </w:r>
+    <w:r>
+      <w:rPr>
+        <w:rStyle w:val="SubtleReference"/>
+      </w:rPr>
+      <w:t xml:space="preserve"> - </w:t>
+    </w:r>
+    <w:r>
+      <w:rPr>
+        <w:rStyle w:val="SubtleReference"/>
+      </w:rPr>
+      <w:t>https://databank.worldbank.org/source/population-estimates-and-projections#</w:t>
+    </w:r>
+  </w:p>
+  <w:p>
+    <w:pPr>
+      <w:pStyle w:val="Footer"/>
+      <w:rPr>
+        <w:rStyle w:val="SubtleReference"/>
+      </w:rPr>
+    </w:pPr>
+    <w:r>
+      <w:rPr>
+        <w:rStyle w:val="SubtleReference"/>
+      </w:rPr>
+      <w:t>3</w:t>
+    </w:r>
+    <w:r>
+      <w:rPr>
+        <w:rStyle w:val="SubtleReference"/>
+      </w:rPr>
+      <w:t xml:space="preserve"> - </w:t>
+    </w:r>
+    <w:r>
+      <w:rPr>
+        <w:rStyle w:val="SubtleReference"/>
+      </w:rPr>
+      <w:t>https://hdr.undp.org/data-center/human-development-index#/indicies/HDI</w:t>
+    </w:r>
+  </w:p>
+</w:ftr>
+</file>
+
+<file path=word/footer2.xml><?xml version="1.0" encoding="utf-8"?>
+<w:ftr xmlns:wpc="http://schemas.microsoft.com/office/word/2010/wordprocessingCanvas" xmlns:cx="http://schemas.microsoft.com/office/drawing/2014/chartex" xmlns:cx1="http://schemas.microsoft.com/office/drawing/2015/9/8/chartex" xmlns:cx2="http://schemas.microsoft.com/office/drawing/2015/10/21/chartex" xmlns:cx3="http://schemas.microsoft.com/office/drawing/2016/5/9/chartex" xmlns:cx4="http://schemas.microsoft.com/office/drawing/2016/5/10/chartex" xmlns:cx5="http://schemas.microsoft.com/office/drawing/2016/5/11/chartex" xmlns:cx6="http://schemas.microsoft.com/office/drawing/2016/5/12/chartex" xmlns:cx7="http://schemas.microsoft.com/office/drawing/2016/5/13/chartex" xmlns:cx8="http://schemas.microsoft.com/office/drawing/2016/5/14/chartex" xmlns:mc="http://schemas.openxmlformats.org/markup-compatibility/2006" xmlns:aink="http://schemas.microsoft.com/office/drawing/2016/ink" xmlns:am3d="http://schemas.microsoft.com/office/drawing/2017/model3d" xmlns:o="urn:schemas-microsoft-com:office:office" xmlns:oel="http://schemas.microsoft.com/office/2019/extlst" xmlns:r="http://schemas.openxmlformats.org/officeDocument/2006/relationships" xmlns:m="http://schemas.openxmlformats.org/officeDocument/2006/math" xmlns:v="urn:schemas-microsoft-com:vml" xmlns:wp14="http://schemas.microsoft.com/office/word/2010/wordprocessingDrawing" xmlns:wp="http://schemas.openxmlformats.org/drawingml/2006/wordprocessingDrawing" xmlns:w10="urn:schemas-microsoft-com:office:word" xmlns:w="http://schemas.openxmlformats.org/wordprocessingml/2006/main" xmlns:w14="http://schemas.microsoft.com/office/word/2010/wordml" xmlns:w15="http://schemas.microsoft.com/office/word/2012/wordml" xmlns:w16cex="http://schemas.microsoft.com/office/word/2018/wordml/cex" xmlns:w16cid="http://schemas.microsoft.com/office/word/2016/wordml/cid" xmlns:w16="http://schemas.microsoft.com/office/word/2018/wordml" xmlns:w16du="http://schemas.microsoft.com/office/word/2023/wordml/word16du" xmlns:w16sdtdh="http://schemas.microsoft.com/office/word/2020/wordml/sdtdatahash" xmlns:w16sdtfl="http://schemas.microsoft.com/office/word/2024/wordml/sdtformatlock" xmlns:w16se="http://schemas.microsoft.com/office/word/2015/wordml/symex" xmlns:wpg="http://schemas.microsoft.com/office/word/2010/wordprocessingGroup" xmlns:wpi="http://schemas.microsoft.com/office/word/2010/wordprocessingInk" xmlns:wne="http://schemas.microsoft.com/office/word/2006/wordml" xmlns:wps="http://schemas.microsoft.com/office/word/2010/wordprocessingShape" mc:Ignorable="w14 w15 w16se w16cid w16 w16cex w16sdtdh w16sdtfl w16du wp14">
+  <w:p>
+    <w:pPr>
+      <w:pStyle w:val="Footer"/>
+    </w:pPr>
+  </w:p>
+</w:ftr>
+</file>
+
+<file path=word/footnotes.xml><?xml version="1.0" encoding="utf-8"?>
+<w:footnotes xmlns:wpc="http://schemas.microsoft.com/office/word/2010/wordprocessingCanvas" xmlns:cx="http://schemas.microsoft.com/office/drawing/2014/chartex" xmlns:cx1="http://schemas.microsoft.com/office/drawing/2015/9/8/chartex" xmlns:cx2="http://schemas.microsoft.com/office/drawing/2015/10/21/chartex" xmlns:cx3="http://schemas.microsoft.com/office/drawing/2016/5/9/chartex" xmlns:cx4="http://schemas.microsoft.com/office/drawing/2016/5/10/chartex" xmlns:cx5="http://schemas.microsoft.com/office/drawing/2016/5/11/chartex" xmlns:cx6="http://schemas.microsoft.com/office/drawing/2016/5/12/chartex" xmlns:cx7="http://schemas.microsoft.com/office/drawing/2016/5/13/chartex" xmlns:cx8="http://schemas.microsoft.com/office/drawing/2016/5/14/chartex" xmlns:mc="http://schemas.openxmlformats.org/markup-compatibility/2006" xmlns:aink="http://schemas.microsoft.com/office/drawing/2016/ink" xmlns:am3d="http://schemas.microsoft.com/office/drawing/2017/model3d" xmlns:o="urn:schemas-microsoft-com:office:office" xmlns:oel="http://schemas.microsoft.com/office/2019/extlst" xmlns:r="http://schemas.openxmlformats.org/officeDocument/2006/relationships" xmlns:m="http://schemas.openxmlformats.org/officeDocument/2006/math" xmlns:v="urn:schemas-microsoft-com:vml" xmlns:wp14="http://schemas.microsoft.com/office/word/2010/wordprocessingDrawing" xmlns:wp="http://schemas.openxmlformats.org/drawingml/2006/wordprocessingDrawing" xmlns:w10="urn:schemas-microsoft-com:office:word" xmlns:w="http://schemas.openxmlformats.org/wordprocessingml/2006/main" xmlns:w14="http://schemas.microsoft.com/office/word/2010/wordml" xmlns:w15="http://schemas.microsoft.com/office/word/2012/wordml" xmlns:w16cex="http://schemas.microsoft.com/office/word/2018/wordml/cex" xmlns:w16cid="http://schemas.microsoft.com/office/word/2016/wordml/cid" xmlns:w16="http://schemas.microsoft.com/office/word/2018/wordml" xmlns:w16du="http://schemas.microsoft.com/office/word/2023/wordml/word16du" xmlns:w16sdtdh="http://schemas.microsoft.com/office/word/2020/wordml/sdtdatahash" xmlns:w16sdtfl="http://schemas.microsoft.com/office/word/2024/wordml/sdtformatlock" xmlns:w16se="http://schemas.microsoft.com/office/word/2015/wordml/symex" xmlns:wpg="http://schemas.microsoft.com/office/word/2010/wordprocessingGroup" xmlns:wpi="http://schemas.microsoft.com/office/word/2010/wordprocessingInk" xmlns:wne="http://schemas.microsoft.com/office/word/2006/wordml" xmlns:wps="http://schemas.microsoft.com/office/word/2010/wordprocessingShape" mc:Ignorable="w14 w15 w16se w16cid w16 w16cex w16sdtdh w16sdtfl w16du wp14">
+  <w:footnote w:type="separator" w:id="-1">
+    <w:p>
+      <w:pPr>
+        <w:spacing w:after="0" w:line="240" w:lineRule="auto"/>
+      </w:pPr>
+      <w:r>
+        <w:separator/>
+      </w:r>
+    </w:p>
+  </w:footnote>
+  <w:footnote w:type="continuationSeparator" w:id="0">
+    <w:p>
+      <w:pPr>
+        <w:spacing w:after="0" w:line="240" w:lineRule="auto"/>
+      </w:pPr>
+      <w:r>
+        <w:continuationSeparator/>
+      </w:r>
+    </w:p>
+  </w:footnote>
+</w:footnotes>
 </file>
 
 <file path=word/numbering.xml><?xml version="1.0" encoding="utf-8"?>
@@ -6294,6 +7242,73 @@
       <w:shd w:val="clear" w:color="auto" w:fill="E1DFDD"/>
     </w:rPr>
   </w:style>
+  <w:style w:type="paragraph" w:styleId="Header">
+    <w:name w:val="header"/>
+    <w:basedOn w:val="Normal"/>
+    <w:link w:val="HeaderChar"/>
+    <w:uiPriority w:val="99"/>
+    <w:unhideWhenUsed/>
+    <w:rsid w:val="00E6421B"/>
+    <w:pPr>
+      <w:tabs>
+        <w:tab w:val="center" w:pos="4680"/>
+        <w:tab w:val="right" w:pos="9360"/>
+      </w:tabs>
+      <w:spacing w:after="0" w:line="240" w:lineRule="auto"/>
+    </w:pPr>
+  </w:style>
+  <w:style w:type="character" w:customStyle="1" w:styleId="HeaderChar">
+    <w:name w:val="Header Char"/>
+    <w:basedOn w:val="DefaultParagraphFont"/>
+    <w:link w:val="Header"/>
+    <w:uiPriority w:val="99"/>
+    <w:rsid w:val="00E6421B"/>
+  </w:style>
+  <w:style w:type="paragraph" w:styleId="Footer">
+    <w:name w:val="footer"/>
+    <w:basedOn w:val="Normal"/>
+    <w:link w:val="FooterChar"/>
+    <w:uiPriority w:val="99"/>
+    <w:unhideWhenUsed/>
+    <w:rsid w:val="00E6421B"/>
+    <w:pPr>
+      <w:tabs>
+        <w:tab w:val="center" w:pos="4680"/>
+        <w:tab w:val="right" w:pos="9360"/>
+      </w:tabs>
+      <w:spacing w:after="0" w:line="240" w:lineRule="auto"/>
+    </w:pPr>
+  </w:style>
+  <w:style w:type="character" w:customStyle="1" w:styleId="FooterChar">
+    <w:name w:val="Footer Char"/>
+    <w:basedOn w:val="DefaultParagraphFont"/>
+    <w:link w:val="Footer"/>
+    <w:uiPriority w:val="99"/>
+    <w:rsid w:val="00E6421B"/>
+  </w:style>
+  <w:style w:type="character" w:styleId="SubtleReference">
+    <w:name w:val="Subtle Reference"/>
+    <w:basedOn w:val="DefaultParagraphFont"/>
+    <w:uiPriority w:val="31"/>
+    <w:qFormat/>
+    <w:rsid w:val="00D3584B"/>
+    <w:rPr>
+      <w:smallCaps/>
+      <w:color w:val="5A5A5A" w:themeColor="text1" w:themeTint="A5"/>
+    </w:rPr>
+  </w:style>
+  <w:style w:type="character" w:styleId="FollowedHyperlink">
+    <w:name w:val="FollowedHyperlink"/>
+    <w:basedOn w:val="DefaultParagraphFont"/>
+    <w:uiPriority w:val="99"/>
+    <w:semiHidden/>
+    <w:unhideWhenUsed/>
+    <w:rsid w:val="00D3584B"/>
+    <w:rPr>
+      <w:color w:val="96607D" w:themeColor="followedHyperlink"/>
+      <w:u w:val="single"/>
+    </w:rPr>
+  </w:style>
 </w:styles>
 </file>
 
@@ -6590,4 +7605,16 @@
     </a:ext>
   </a:extLst>
 </a:theme>
+</file>
+
+<file path=customXml/item1.xml><?xml version="1.0" encoding="utf-8"?>
+<b:Sources xmlns:b="http://schemas.openxmlformats.org/officeDocument/2006/bibliography" xmlns="http://schemas.openxmlformats.org/officeDocument/2006/bibliography" SelectedStyle="\APASixthEditionOfficeOnline.xsl" StyleName="APA" Version="6"/>
+</file>
+
+<file path=customXml/itemProps1.xml><?xml version="1.0" encoding="utf-8"?>
+<ds:datastoreItem xmlns:ds="http://schemas.openxmlformats.org/officeDocument/2006/customXml" ds:itemID="{3EE91AC8-940B-4128-80C2-1ED643234B13}">
+  <ds:schemaRefs>
+    <ds:schemaRef ds:uri="http://schemas.openxmlformats.org/officeDocument/2006/bibliography"/>
+  </ds:schemaRefs>
+</ds:datastoreItem>
 </file>